--- a/CooperativeDevelopment - Backend/src/main/resources/templates/increment/කාර්යසාධන ඇගයිම කළමනාකරණ - සහකාර සේවයේ නිලධාරින්.docx
+++ b/CooperativeDevelopment - Backend/src/main/resources/templates/increment/කාර්යසාධන ඇගයිම කළමනාකරණ - සහකාර සේවයේ නිලධාරින්.docx
@@ -367,7 +367,7 @@
           <w:sz w:val="22"/>
           <w:szCs w:val="22"/>
         </w:rPr>
-        <w:t>පිරීමෙන්</w:t>
+        <w:t>පිරවීමෙන්</w:t>
       </w:r>
       <w:r>
         <w:rPr>
@@ -622,10 +622,11 @@
           <w:sz w:val="22"/>
           <w:szCs w:val="22"/>
         </w:rPr>
-        <w:t>චේතනාන්විත</w:t>
-      </w:r>
-      <w:r>
-        <w:rPr>
+        <w:t>වේතනාධික</w:t>
+      </w:r>
+      <w:r>
+        <w:rPr>
+          <w:rFonts w:ascii="Iskoola Pota" w:hAnsi="Iskoola Pota" w:cs="Iskoola Pota"/>
           <w:sz w:val="22"/>
           <w:szCs w:val="22"/>
         </w:rPr>
@@ -3430,7 +3431,54 @@
           <w:cs/>
           <w:lang w:bidi="si-LK"/>
         </w:rPr>
-        <w:t>6.6 වැටුප් ලේඛන  පිළියෙල  කිරිමේ  යෙදෙන්නේ  නම්  ඔබට වැටුප්  සකස් කිරිමට ඇති නිලධාරින්ගේ සංඛ්‍යාව  ...............................................................................................</w:t>
+        <w:t>6.6 වැටුප් ලේඛන  පිළියෙල  කිරිමේ  යෙදෙන්නේ  නම්  ඔබට වැටුප්  සකස් කිරිමට ඇති නිලධාරින්ගේ සංඛ්‍යාව</w:t>
+      </w:r>
+      <w:r>
+        <w:rPr>
+          <w:rFonts w:cs="Iskoola Pota"/>
+          <w:sz w:val="22"/>
+          <w:szCs w:val="22"/>
+          <w:cs/>
+          <w:lang w:bidi="si-LK"/>
+        </w:rPr>
+        <w:t xml:space="preserve"> </w:t>
+      </w:r>
+      <w:r>
+        <w:rPr>
+          <w:rFonts w:ascii="Iskoola Pota" w:hAnsi="Iskoola Pota" w:cs="Iskoola Pota"/>
+          <w:sz w:val="22"/>
+          <w:szCs w:val="22"/>
+          <w:lang w:bidi="si-LK"/>
+        </w:rPr>
+        <w:t>කොපමණද</w:t>
+      </w:r>
+      <w:r>
+        <w:rPr>
+          <w:rFonts w:cs="Iskoola Pota"/>
+          <w:sz w:val="22"/>
+          <w:szCs w:val="22"/>
+          <w:lang w:bidi="si-LK"/>
+        </w:rPr>
+        <w:t xml:space="preserve"> </w:t>
+      </w:r>
+      <w:r>
+        <w:rPr>
+          <w:rFonts w:cs="Iskoola Pota"/>
+          <w:sz w:val="22"/>
+          <w:szCs w:val="22"/>
+          <w:lang w:bidi="si-LK"/>
+        </w:rPr>
+        <w:t>?</w:t>
+      </w:r>
+      <w:r>
+        <w:rPr>
+          <w:rFonts w:cs="Iskoola Pota" w:hint="cs"/>
+          <w:sz w:val="22"/>
+          <w:szCs w:val="22"/>
+          <w:cs/>
+          <w:lang w:bidi="si-LK"/>
+        </w:rPr>
+        <w:t xml:space="preserve"> ...............................................................................................</w:t>
       </w:r>
       <w:r>
         <w:rPr>
@@ -3839,6 +3887,18 @@
           <w:rFonts w:cs="Iskoola Pota"/>
           <w:sz w:val="22"/>
           <w:szCs w:val="22"/>
+          <w:lang w:bidi="si-LK"/>
+        </w:rPr>
+      </w:pPr>
+    </w:p>
+    <w:p>
+      <w:pPr>
+        <w:spacing w:after="0" w:line="240" w:lineRule="auto"/>
+        <w:jc w:val="both"/>
+        <w:rPr>
+          <w:rFonts w:cs="Iskoola Pota"/>
+          <w:sz w:val="22"/>
+          <w:szCs w:val="22"/>
           <w:cs/>
           <w:lang w:bidi="si-LK"/>
         </w:rPr>
@@ -3894,7 +3954,35 @@
           <w:cs/>
           <w:lang w:bidi="si-LK"/>
         </w:rPr>
-        <w:t xml:space="preserve">8.1 ඔබ ඵලදායිතා සංවර්ධන කටයුතු සම්බන්ධ  සාමාජිකයෙක්ද </w:t>
+        <w:t xml:space="preserve">8.1 ඔබ ඵලදායිතා සංවර්ධන </w:t>
+      </w:r>
+      <w:r>
+        <w:rPr>
+          <w:rFonts w:ascii="Iskoola Pota" w:hAnsi="Iskoola Pota" w:cs="Iskoola Pota"/>
+          <w:sz w:val="22"/>
+          <w:szCs w:val="22"/>
+          <w:lang w:bidi="si-LK"/>
+        </w:rPr>
+        <w:t>කවයක</w:t>
+      </w:r>
+      <w:r>
+        <w:rPr>
+          <w:rFonts w:ascii="Iskoola Pota" w:hAnsi="Iskoola Pota" w:cs="Iskoola Pota"/>
+          <w:sz w:val="22"/>
+          <w:szCs w:val="22"/>
+          <w:lang w:bidi="si-LK"/>
+        </w:rPr>
+        <w:t xml:space="preserve"> </w:t>
+      </w:r>
+      <w:r>
+        <w:rPr>
+          <w:rFonts w:cs="Iskoola Pota" w:hint="cs"/>
+          <w:sz w:val="22"/>
+          <w:szCs w:val="22"/>
+          <w:cs/>
+          <w:lang w:bidi="si-LK"/>
+        </w:rPr>
+        <w:t xml:space="preserve">සාමාජිකයෙක්ද </w:t>
       </w:r>
       <w:r>
         <w:rPr>
@@ -3974,7 +4062,35 @@
           <w:cs/>
           <w:lang w:bidi="si-LK"/>
         </w:rPr>
-        <w:t>8.3 නිතරම ඔබගේ වැඩ ගොඩ ගැසි ඇතැයි ඔබ සිතන්නේද</w:t>
+        <w:t xml:space="preserve">8.3 නිතරම ඔබගේ වැඩ </w:t>
+      </w:r>
+      <w:r>
+        <w:rPr>
+          <w:rFonts w:ascii="Iskoola Pota" w:hAnsi="Iskoola Pota" w:cs="Iskoola Pota"/>
+          <w:sz w:val="22"/>
+          <w:szCs w:val="22"/>
+          <w:lang w:bidi="si-LK"/>
+        </w:rPr>
+        <w:t>ගොඩගැසී</w:t>
+      </w:r>
+      <w:r>
+        <w:rPr>
+          <w:rFonts w:cs="Iskoola Pota"/>
+          <w:sz w:val="22"/>
+          <w:szCs w:val="22"/>
+          <w:lang w:bidi="si-LK"/>
+        </w:rPr>
+        <w:t xml:space="preserve"> </w:t>
+      </w:r>
+      <w:r>
+        <w:rPr>
+          <w:rFonts w:cs="Iskoola Pota" w:hint="cs"/>
+          <w:sz w:val="22"/>
+          <w:szCs w:val="22"/>
+          <w:cs/>
+          <w:lang w:bidi="si-LK"/>
+        </w:rPr>
+        <w:t>ඇතැයි ඔබ සිතන්නේද</w:t>
       </w:r>
       <w:r>
         <w:rPr>
@@ -8883,6 +8999,7 @@
   <w:style w:type="character" w:default="1" w:styleId="DefaultParagraphFont">
     <w:name w:val="Default Paragraph Font"/>
     <w:uiPriority w:val="1"/>
+    <w:semiHidden/>
     <w:unhideWhenUsed/>
   </w:style>
   <w:style w:type="table" w:default="1" w:styleId="TableNormal">
